--- a/ADG/ADG_Install_Guide_Chicago_Boston.docx
+++ b/ADG/ADG_Install_Guide_Chicago_Boston.docx
@@ -645,6 +645,61 @@
     </w:p>
     <w:p>
       <w:pPr>
+        <w:spacing w:before="200" w:after="40"/>
+        <w:jc w:val="center"/>
+      </w:pPr>
+      <w:r>
+        <w:drawing>
+          <wp:inline xmlns:a="http://schemas.openxmlformats.org/drawingml/2006/main" xmlns:pic="http://schemas.openxmlformats.org/drawingml/2006/picture">
+            <wp:extent cx="5760720" cy="3518524"/>
+            <wp:docPr id="1" name="Picture 1"/>
+            <wp:cNvGraphicFramePr>
+              <a:graphicFrameLocks noChangeAspect="1"/>
+            </wp:cNvGraphicFramePr>
+            <a:graphic>
+              <a:graphicData uri="http://schemas.openxmlformats.org/drawingml/2006/picture">
+                <pic:pic>
+                  <pic:nvPicPr>
+                    <pic:cNvPr id="0" name="adg_01_arch.png"/>
+                    <pic:cNvPicPr/>
+                  </pic:nvPicPr>
+                  <pic:blipFill>
+                    <a:blip r:embed="rId11"/>
+                    <a:stretch>
+                      <a:fillRect/>
+                    </a:stretch>
+                  </pic:blipFill>
+                  <pic:spPr>
+                    <a:xfrm>
+                      <a:off x="0" y="0"/>
+                      <a:ext cx="5760720" cy="3518524"/>
+                    </a:xfrm>
+                    <a:prstGeom prst="rect"/>
+                  </pic:spPr>
+                </pic:pic>
+              </a:graphicData>
+            </a:graphic>
+          </wp:inline>
+        </w:drawing>
+      </w:r>
+    </w:p>
+    <w:p>
+      <w:pPr>
+        <w:spacing w:after="240"/>
+        <w:jc w:val="center"/>
+      </w:pPr>
+      <w:r>
+        <w:rPr>
+          <w:rFonts w:ascii="맑은 고딕" w:hAnsi="맑은 고딕" w:eastAsia="맑은 고딕"/>
+          <w:i/>
+          <w:color w:val="7F8C8D"/>
+          <w:sz w:val="18"/>
+        </w:rPr>
+        <w:t>그림 1. Active Data Guard 실습 환경 — chicago(Primary) / boston(Physical Standby)</w:t>
+      </w:r>
+    </w:p>
+    <w:p>
+      <w:pPr>
         <w:spacing w:after="100"/>
       </w:pPr>
       <w:r>
@@ -760,6 +815,61 @@
           <w:color w:val="1F3864"/>
         </w:rPr>
         <w:t>전체 구성 흐름</w:t>
+      </w:r>
+    </w:p>
+    <w:p>
+      <w:pPr>
+        <w:spacing w:before="200" w:after="40"/>
+        <w:jc w:val="center"/>
+      </w:pPr>
+      <w:r>
+        <w:drawing>
+          <wp:inline xmlns:a="http://schemas.openxmlformats.org/drawingml/2006/main" xmlns:pic="http://schemas.openxmlformats.org/drawingml/2006/picture">
+            <wp:extent cx="5760720" cy="4581497"/>
+            <wp:docPr id="2" name="Picture 2"/>
+            <wp:cNvGraphicFramePr>
+              <a:graphicFrameLocks noChangeAspect="1"/>
+            </wp:cNvGraphicFramePr>
+            <a:graphic>
+              <a:graphicData uri="http://schemas.openxmlformats.org/drawingml/2006/picture">
+                <pic:pic>
+                  <pic:nvPicPr>
+                    <pic:cNvPr id="0" name="adg_03_flow.png"/>
+                    <pic:cNvPicPr/>
+                  </pic:nvPicPr>
+                  <pic:blipFill>
+                    <a:blip r:embed="rId12"/>
+                    <a:stretch>
+                      <a:fillRect/>
+                    </a:stretch>
+                  </pic:blipFill>
+                  <pic:spPr>
+                    <a:xfrm>
+                      <a:off x="0" y="0"/>
+                      <a:ext cx="5760720" cy="4581497"/>
+                    </a:xfrm>
+                    <a:prstGeom prst="rect"/>
+                  </pic:spPr>
+                </pic:pic>
+              </a:graphicData>
+            </a:graphic>
+          </wp:inline>
+        </w:drawing>
+      </w:r>
+    </w:p>
+    <w:p>
+      <w:pPr>
+        <w:spacing w:after="240"/>
+        <w:jc w:val="center"/>
+      </w:pPr>
+      <w:r>
+        <w:rPr>
+          <w:rFonts w:ascii="맑은 고딕" w:hAnsi="맑은 고딕" w:eastAsia="맑은 고딕"/>
+          <w:i/>
+          <w:color w:val="7F8C8D"/>
+          <w:sz w:val="18"/>
+        </w:rPr>
+        <w:t>그림 2. 구축 순서 7 단계 — 각 단계가 끝나야 다음 단계로 넘어간다</w:t>
       </w:r>
     </w:p>
     <w:tbl>
@@ -1928,7 +2038,7 @@
                 <w:sz w:val="20"/>
                 <w:szCs w:val="20"/>
               </w:rPr>
-              <w:t>172.16.188.10</w:t>
+              <w:t>172.16.225.60</w:t>
             </w:r>
           </w:p>
         </w:tc>
@@ -1960,7 +2070,7 @@
                 <w:sz w:val="20"/>
                 <w:szCs w:val="20"/>
               </w:rPr>
-              <w:t>172.16.188.11</w:t>
+              <w:t>172.16.225.61</w:t>
             </w:r>
           </w:p>
         </w:tc>
@@ -4246,7 +4356,7 @@
           <w:sz w:val="19"/>
           <w:szCs w:val="19"/>
         </w:rPr>
-        <w:t>172.16.188.</w:t>
+        <w:t>172.16.225.</w:t>
       </w:r>
       <w:proofErr w:type="gramStart"/>
       <w:r>
@@ -4256,7 +4366,7 @@
           <w:sz w:val="19"/>
           <w:szCs w:val="19"/>
         </w:rPr>
-        <w:t xml:space="preserve">10  </w:t>
+        <w:t xml:space="preserve">60  </w:t>
       </w:r>
       <w:proofErr w:type="spellStart"/>
       <w:r>
@@ -4347,7 +4457,7 @@
           <w:sz w:val="19"/>
           <w:szCs w:val="19"/>
         </w:rPr>
-        <w:t>172.16.188.</w:t>
+        <w:t>172.16.225.</w:t>
       </w:r>
       <w:proofErr w:type="gramStart"/>
       <w:r>
@@ -4357,7 +4467,7 @@
           <w:sz w:val="19"/>
           <w:szCs w:val="19"/>
         </w:rPr>
-        <w:t xml:space="preserve">11  </w:t>
+        <w:t xml:space="preserve">61  </w:t>
       </w:r>
       <w:proofErr w:type="spellStart"/>
       <w:r>
@@ -4546,7 +4656,7 @@
           <w:sz w:val="19"/>
           <w:szCs w:val="19"/>
         </w:rPr>
-        <w:t xml:space="preserve"> (172.16.188.11): </w:t>
+        <w:t xml:space="preserve"> (172.16.225.61): </w:t>
       </w:r>
       <w:proofErr w:type="spellStart"/>
       <w:r>
@@ -4682,7 +4792,7 @@
           <w:sz w:val="19"/>
           <w:szCs w:val="19"/>
         </w:rPr>
-        <w:t xml:space="preserve"> (172.16.188.10): </w:t>
+        <w:t xml:space="preserve"> (172.16.225.60): </w:t>
       </w:r>
       <w:proofErr w:type="spellStart"/>
       <w:r>
@@ -12620,6 +12730,61 @@
           <w:color w:val="1F3864"/>
         </w:rPr>
         <w:t>Primary Data Guard 파라미터 설정</w:t>
+      </w:r>
+    </w:p>
+    <w:p>
+      <w:pPr>
+        <w:spacing w:before="200" w:after="40"/>
+        <w:jc w:val="center"/>
+      </w:pPr>
+      <w:r>
+        <w:drawing>
+          <wp:inline xmlns:a="http://schemas.openxmlformats.org/drawingml/2006/main" xmlns:pic="http://schemas.openxmlformats.org/drawingml/2006/picture">
+            <wp:extent cx="5760720" cy="3016425"/>
+            <wp:docPr id="3" name="Picture 3"/>
+            <wp:cNvGraphicFramePr>
+              <a:graphicFrameLocks noChangeAspect="1"/>
+            </wp:cNvGraphicFramePr>
+            <a:graphic>
+              <a:graphicData uri="http://schemas.openxmlformats.org/drawingml/2006/picture">
+                <pic:pic>
+                  <pic:nvPicPr>
+                    <pic:cNvPr id="0" name="adg_02_redo.png"/>
+                    <pic:cNvPicPr/>
+                  </pic:nvPicPr>
+                  <pic:blipFill>
+                    <a:blip r:embed="rId13"/>
+                    <a:stretch>
+                      <a:fillRect/>
+                    </a:stretch>
+                  </pic:blipFill>
+                  <pic:spPr>
+                    <a:xfrm>
+                      <a:off x="0" y="0"/>
+                      <a:ext cx="5760720" cy="3016425"/>
+                    </a:xfrm>
+                    <a:prstGeom prst="rect"/>
+                  </pic:spPr>
+                </pic:pic>
+              </a:graphicData>
+            </a:graphic>
+          </wp:inline>
+        </w:drawing>
+      </w:r>
+    </w:p>
+    <w:p>
+      <w:pPr>
+        <w:spacing w:after="240"/>
+        <w:jc w:val="center"/>
+      </w:pPr>
+      <w:r>
+        <w:rPr>
+          <w:rFonts w:ascii="맑은 고딕" w:hAnsi="맑은 고딕" w:eastAsia="맑은 고딕"/>
+          <w:i/>
+          <w:color w:val="7F8C8D"/>
+          <w:sz w:val="18"/>
+        </w:rPr>
+        <w:t>그림 3. 리두 전송과 적용 경로 — LGWR·LNS(Primary) → RFS·SRL·MRP0(Standby)</w:t>
       </w:r>
     </w:p>
     <w:p>
